--- a/templates/P3-ORDER.docx
+++ b/templates/P3-ORDER.docx
@@ -270,7 +270,7 @@
           <w:i w:val="0"/>
           <w:sz w:val="24"/>
         </w:rPr>
-        <w:t>{pr_names} {pr_verb_is} appointed as {pr_label} of the estate of the decedent, to serve without bond{#bond_required} except as the Court may hereafter order{/bond_required}.</w:t>
+        <w:t>{pr_names} {pr_verb_is} appointed as {pr_label} of the estate of the decedent, to serve without bond.</w:t>
       </w:r>
     </w:p>
     <w:p>

--- a/templates/P3-ORDER.docx
+++ b/templates/P3-ORDER.docx
@@ -252,7 +252,7 @@
           <w:i w:val="0"/>
           <w:sz w:val="24"/>
         </w:rPr>
-        <w:t>{#is_testate}The decedent’s last will dated {will_date}, {will_year}{#codicil_dates}, and codicil(s) dated {codicil_dates}{/codicil_dates} {#will_is_self_proved}{pr_verb_is} self-proved and {/will_is_self_proved}{pr_verb_is} admitted to probate according to law.{/is_testate}{^is_testate}The decedent died intestate. Administration of the decedent’s estate is granted.{/is_testate}</w:t>
+        <w:t>{#is_testate}The decedent’s last will dated {will_date}{#codicil_dates}, and codicil(s) dated {codicil_dates}{/codicil_dates} {#will_is_self_proved}{pr_verb_is} self-proved and {/will_is_self_proved}{pr_verb_is} admitted to probate according to law.{/is_testate}{^is_testate}The decedent died intestate. Administration of the decedent’s estate is granted.{/is_testate}</w:t>
       </w:r>
     </w:p>
     <w:p>

--- a/templates/P3-ORDER.docx
+++ b/templates/P3-ORDER.docx
@@ -10,11 +10,11 @@
       <w:r>
         <w:rPr>
           <w:rFonts w:ascii="Times New Roman" w:hAnsi="Times New Roman" w:cs="Times New Roman"/>
-          <w:b w:val="0"/>
+          <w:b/>
           <w:i w:val="0"/>
           <w:sz w:val="24"/>
         </w:rPr>
-        <w:t>IN THE CIRCUIT COURT FOR {county} COUNTY, FLORIDA</w:t>
+        <w:t>IN THE CIRCUIT COURT FOR {county_caption} COUNTY, FLORIDA</w:t>
       </w:r>
     </w:p>
     <w:tbl>
@@ -48,7 +48,7 @@
             <w:r>
               <w:rPr>
                 <w:rFonts w:ascii="Times New Roman" w:hAnsi="Times New Roman" w:cs="Times New Roman"/>
-                <w:b w:val="0"/>
+                <w:b/>
                 <w:i w:val="0"/>
                 <w:sz w:val="24"/>
               </w:rPr>
@@ -68,7 +68,7 @@
             <w:r>
               <w:rPr>
                 <w:rFonts w:ascii="Times New Roman" w:hAnsi="Times New Roman" w:cs="Times New Roman"/>
-                <w:b w:val="0"/>
+                <w:b/>
                 <w:i w:val="0"/>
                 <w:sz w:val="24"/>
               </w:rPr>
@@ -90,7 +90,7 @@
             <w:r>
               <w:rPr>
                 <w:rFonts w:ascii="Times New Roman" w:hAnsi="Times New Roman" w:cs="Times New Roman"/>
-                <w:b w:val="0"/>
+                <w:b/>
                 <w:i w:val="0"/>
                 <w:sz w:val="24"/>
               </w:rPr>
@@ -123,7 +123,7 @@
             <w:r>
               <w:rPr>
                 <w:rFonts w:ascii="Times New Roman" w:hAnsi="Times New Roman" w:cs="Times New Roman"/>
-                <w:b w:val="0"/>
+                <w:b/>
                 <w:i w:val="0"/>
                 <w:sz w:val="24"/>
               </w:rPr>
@@ -143,7 +143,7 @@
             <w:r>
               <w:rPr>
                 <w:rFonts w:ascii="Times New Roman" w:hAnsi="Times New Roman" w:cs="Times New Roman"/>
-                <w:b w:val="0"/>
+                <w:b/>
                 <w:i w:val="0"/>
                 <w:sz w:val="24"/>
               </w:rPr>
@@ -176,7 +176,7 @@
             <w:r>
               <w:rPr>
                 <w:rFonts w:ascii="Times New Roman" w:hAnsi="Times New Roman" w:cs="Times New Roman"/>
-                <w:b w:val="0"/>
+                <w:b/>
                 <w:i w:val="0"/>
                 <w:sz w:val="24"/>
               </w:rPr>

--- a/templates/P3-ORDER.docx
+++ b/templates/P3-ORDER.docx
@@ -252,7 +252,7 @@
           <w:i w:val="0"/>
           <w:sz w:val="24"/>
         </w:rPr>
-        <w:t>{#is_testate}The decedent’s last will dated {will_date}{#codicil_dates}, and codicil(s) dated {codicil_dates}{/codicil_dates} {#will_is_self_proved}{pr_verb_is} self-proved and {/will_is_self_proved}{pr_verb_is} admitted to probate according to law.{/is_testate}{^is_testate}The decedent died intestate. Administration of the decedent’s estate is granted.{/is_testate}</w:t>
+        <w:t>{#is_testate}The decedent’s last will dated {will_date}{#has_codicil}, and codicil(s) dated {codicil_dates}{/has_codicil} {#will_is_self_proved}{pr_verb_is} self-proved and {/will_is_self_proved}{pr_verb_is} admitted to probate according to law.{/is_testate}{^is_testate}The decedent died intestate. Administration of the decedent’s estate is granted.{/is_testate}</w:t>
       </w:r>
     </w:p>
     <w:p>
